--- a/docx/Generic/CHECKMAKE_INTEGRATION.docx
+++ b/docx/Generic/CHECKMAKE_INTEGRATION.docx
@@ -1211,6 +1211,7 @@
   <w:docDefaults>
     <w:rPrDefault>
       <w:rPr>
+        <w:color w:val="auto"/>
         <w:rFonts w:asciiTheme="minorHAnsi" w:cstheme="minorBidi" w:eastAsiaTheme="minorEastAsia" w:hAnsiTheme="minorHAnsi"/>
         <w:sz w:val="24"/>
         <w:szCs w:val="24"/>

--- a/docx/Generic/CHECKMAKE_INTEGRATION.docx
+++ b/docx/Generic/CHECKMAKE_INTEGRATION.docx
@@ -864,6 +864,7 @@
     <w:bookmarkEnd w:id="20"/>
     <w:bookmarkEnd w:id="21"/>
     <w:sectPr>
+      <w:pgSz w:w="16838" w:h="11906" w:orient="landscape"/>
       <w:footnotePr>
         <w:numRestart w:val="eachSect"/>
       </w:footnotePr>
@@ -1211,7 +1212,6 @@
   <w:docDefaults>
     <w:rPrDefault>
       <w:rPr>
-        <w:color w:val="auto"/>
         <w:rFonts w:asciiTheme="minorHAnsi" w:cstheme="minorBidi" w:eastAsiaTheme="minorEastAsia" w:hAnsiTheme="minorHAnsi"/>
         <w:sz w:val="24"/>
         <w:szCs w:val="24"/>
@@ -1754,6 +1754,14 @@
         <w:bottom w:type="dxa" w:w="0"/>
         <w:right w:type="dxa" w:w="108"/>
       </w:tblCellMar>
+      <w:tblBorders>
+        <w:top w:color="auto" w:space="0" w:sz="6" w:val="single"/>
+        <w:left w:color="auto" w:space="0" w:sz="6" w:val="single"/>
+        <w:bottom w:color="auto" w:space="0" w:sz="6" w:val="single"/>
+        <w:right w:color="auto" w:space="0" w:sz="6" w:val="single"/>
+        <w:insideH w:color="auto" w:space="0" w:sz="6" w:val="single"/>
+        <w:insideV w:color="auto" w:space="0" w:sz="6" w:val="single"/>
+      </w:tblBorders>
     </w:tblPr>
     <w:tblStylePr w:type="firstRow">
       <w:tcPr>

--- a/docx/Generic/CHECKMAKE_INTEGRATION.docx
+++ b/docx/Generic/CHECKMAKE_INTEGRATION.docx
@@ -181,7 +181,7 @@
           <w:numId w:val="1003"/>
         </w:numPr>
       </w:pPr>
-      <w:hyperlink w:anchor="sec15">
+      <w:hyperlink w:anchor="sec12">
         <w:r>
           <w:rPr>
             <w:rStyle w:val="Hyperlink"/>
@@ -198,7 +198,7 @@
           <w:numId w:val="1001"/>
         </w:numPr>
       </w:pPr>
-      <w:hyperlink w:anchor="sec16">
+      <w:hyperlink w:anchor="sec13">
         <w:r>
           <w:rPr>
             <w:rStyle w:val="Hyperlink"/>
@@ -222,7 +222,7 @@
         <w:pStyle w:val="FirstParagraph"/>
       </w:pPr>
       <w:r>
-        <w:t xml:space="preserve">Checkmake has been integrated into the build system to validate Makefile syntax and best practices.</w:t>
+        <w:t xml:space="preserve">Checkmake validates Makefile syntax and best practices as part of the build system.</w:t>
       </w:r>
     </w:p>
     <w:bookmarkEnd w:id="10"/>
@@ -240,7 +240,7 @@
         <w:pStyle w:val="FirstParagraph"/>
       </w:pPr>
       <w:r>
-        <w:t xml:space="preserve">Checkmake is automatically installed during</w:t>
+        <w:t xml:space="preserve">Automatically installed during</w:t>
       </w:r>
       <w:r>
         <w:t xml:space="preserve"> </w:t>
@@ -277,7 +277,7 @@
         <w:pStyle w:val="FirstParagraph"/>
       </w:pPr>
       <w:r>
-        <w:t xml:space="preserve">Or manually via the setup script:</w:t>
+        <w:t xml:space="preserve">Or via the setup script:</w:t>
       </w:r>
     </w:p>
     <w:p>
@@ -395,70 +395,52 @@
         <w:pStyle w:val="FirstParagraph"/>
       </w:pPr>
       <w:r>
-        <w:t xml:space="preserve">This runs:</w:t>
+        <w:t xml:space="preserve">Runs</w:t>
       </w:r>
       <w:r>
         <w:t xml:space="preserve"> </w:t>
       </w:r>
       <w:r>
-        <w:t xml:space="preserve">-</w:t>
+        <w:rPr>
+          <w:rStyle w:val="VerbatimChar"/>
+        </w:rPr>
+        <w:t xml:space="preserve">lint-make</w:t>
       </w:r>
       <w:r>
         <w:t xml:space="preserve"> </w:t>
       </w:r>
       <w:r>
+        <w:t xml:space="preserve">(Makefile syntax),</w:t>
+      </w:r>
+      <w:r>
+        <w:t xml:space="preserve"> </w:t>
+      </w:r>
+      <w:r>
         <w:rPr>
           <w:rStyle w:val="VerbatimChar"/>
         </w:rPr>
-        <w:t xml:space="preserve">lint-make</w:t>
+        <w:t xml:space="preserve">lint-checkmake</w:t>
       </w:r>
       <w:r>
         <w:t xml:space="preserve"> </w:t>
       </w:r>
       <w:r>
-        <w:t xml:space="preserve">- Makefile syntax checking</w:t>
+        <w:t xml:space="preserve">(best practices), and</w:t>
       </w:r>
       <w:r>
         <w:t xml:space="preserve"> </w:t>
       </w:r>
       <w:r>
-        <w:t xml:space="preserve">-</w:t>
+        <w:rPr>
+          <w:rStyle w:val="VerbatimChar"/>
+        </w:rPr>
+        <w:t xml:space="preserve">pwsh-lint</w:t>
       </w:r>
       <w:r>
         <w:t xml:space="preserve"> </w:t>
       </w:r>
       <w:r>
-        <w:rPr>
-          <w:rStyle w:val="VerbatimChar"/>
-        </w:rPr>
-        <w:t xml:space="preserve">lint-checkmake</w:t>
-      </w:r>
-      <w:r>
-        <w:t xml:space="preserve"> </w:t>
-      </w:r>
-      <w:r>
-        <w:t xml:space="preserve">- Makefile best practices validation</w:t>
-      </w:r>
-      <w:r>
-        <w:t xml:space="preserve"> </w:t>
-      </w:r>
-      <w:r>
-        <w:t xml:space="preserve">-</w:t>
-      </w:r>
-      <w:r>
-        <w:t xml:space="preserve"> </w:t>
-      </w:r>
-      <w:r>
-        <w:rPr>
-          <w:rStyle w:val="VerbatimChar"/>
-        </w:rPr>
-        <w:t xml:space="preserve">pwsh-lint</w:t>
-      </w:r>
-      <w:r>
-        <w:t xml:space="preserve"> </w:t>
-      </w:r>
-      <w:r>
-        <w:t xml:space="preserve">- PowerShell PSScriptAnalyzer</w:t>
+        <w:t xml:space="preserve">(PSScriptAnalyzer).</w:t>
       </w:r>
     </w:p>
     <w:bookmarkEnd w:id="13"/>
@@ -482,28 +464,15 @@
       </w:pPr>
       <w:r>
         <w:rPr>
-          <w:b/>
-          <w:bCs/>
-        </w:rPr>
-        <w:t xml:space="preserve">Setup</w:t>
-      </w:r>
-      <w:r>
-        <w:t xml:space="preserve">:</w:t>
+          <w:rStyle w:val="VerbatimChar"/>
+        </w:rPr>
+        <w:t xml:space="preserve">scripts/setup-runner.ps1</w:t>
       </w:r>
       <w:r>
         <w:t xml:space="preserve"> </w:t>
       </w:r>
       <w:r>
-        <w:rPr>
-          <w:rStyle w:val="VerbatimChar"/>
-        </w:rPr>
-        <w:t xml:space="preserve">scripts/setup-runner.ps1</w:t>
-      </w:r>
-      <w:r>
-        <w:t xml:space="preserve"> </w:t>
-      </w:r>
-      <w:r>
-        <w:t xml:space="preserve">downloads checkmake from GitHub releases based on OS/architecture</w:t>
+        <w:t xml:space="preserve">downloads checkmake from GitHub releases by OS/architecture</w:t>
       </w:r>
     </w:p>
     <w:p>
@@ -515,14 +484,7 @@
         </w:numPr>
       </w:pPr>
       <w:r>
-        <w:rPr>
-          <w:b/>
-          <w:bCs/>
-        </w:rPr>
-        <w:t xml:space="preserve">Fallback</w:t>
-      </w:r>
-      <w:r>
-        <w:t xml:space="preserve">: If GitHub download fails, tries package managers (brew, apt-get with Go)</w:t>
+        <w:t xml:space="preserve">Falls back to package managers (brew, apt-get with Go) if the download fails</w:t>
       </w:r>
     </w:p>
     <w:p>
@@ -534,14 +496,7 @@
         </w:numPr>
       </w:pPr>
       <w:r>
-        <w:rPr>
-          <w:b/>
-          <w:bCs/>
-        </w:rPr>
-        <w:t xml:space="preserve">Installation</w:t>
-      </w:r>
-      <w:r>
-        <w:t xml:space="preserve">: Places binary in</w:t>
+        <w:t xml:space="preserve">Places the binary in</w:t>
       </w:r>
       <w:r>
         <w:t xml:space="preserve"> </w:t>
@@ -569,28 +524,15 @@
       </w:pPr>
       <w:r>
         <w:rPr>
-          <w:b/>
-          <w:bCs/>
-        </w:rPr>
-        <w:t xml:space="preserve">Validation</w:t>
-      </w:r>
-      <w:r>
-        <w:t xml:space="preserve">:</w:t>
+          <w:rStyle w:val="VerbatimChar"/>
+        </w:rPr>
+        <w:t xml:space="preserve">make lint-checkmake</w:t>
       </w:r>
       <w:r>
         <w:t xml:space="preserve"> </w:t>
       </w:r>
       <w:r>
-        <w:rPr>
-          <w:rStyle w:val="VerbatimChar"/>
-        </w:rPr>
-        <w:t xml:space="preserve">make lint-checkmake</w:t>
-      </w:r>
-      <w:r>
-        <w:t xml:space="preserve"> </w:t>
-      </w:r>
-      <w:r>
-        <w:t xml:space="preserve">runs checkmake with a 5-second timeout</w:t>
+        <w:t xml:space="preserve">runs it with a 5-second timeout</w:t>
       </w:r>
     </w:p>
     <w:bookmarkEnd w:id="15"/>
@@ -617,7 +559,22 @@
         <w:pStyle w:val="FirstParagraph"/>
       </w:pPr>
       <w:r>
-        <w:t xml:space="preserve">The lint-checkmake target has a built-in 5-second timeout. If it times out, it silently continues.</w:t>
+        <w:t xml:space="preserve">The</w:t>
+      </w:r>
+      <w:r>
+        <w:t xml:space="preserve"> </w:t>
+      </w:r>
+      <w:r>
+        <w:rPr>
+          <w:rStyle w:val="VerbatimChar"/>
+        </w:rPr>
+        <w:t xml:space="preserve">lint-checkmake</w:t>
+      </w:r>
+      <w:r>
+        <w:t xml:space="preserve"> </w:t>
+      </w:r>
+      <w:r>
+        <w:t xml:space="preserve">target has a built-in 5-second timeout and silently continues if it times out.</w:t>
       </w:r>
     </w:p>
     <w:bookmarkEnd w:id="16"/>
@@ -632,151 +589,129 @@
     </w:p>
     <w:p>
       <w:pPr>
+        <w:pStyle w:val="SourceCode"/>
+      </w:pPr>
+      <w:r>
+        <w:rPr>
+          <w:rStyle w:val="ExtensionTok"/>
+        </w:rPr>
+        <w:t xml:space="preserve">brew</w:t>
+      </w:r>
+      <w:r>
+        <w:rPr>
+          <w:rStyle w:val="NormalTok"/>
+        </w:rPr>
+        <w:t xml:space="preserve"> install checkmake                              </w:t>
+      </w:r>
+      <w:r>
+        <w:rPr>
+          <w:rStyle w:val="CommentTok"/>
+        </w:rPr>
+        <w:t xml:space="preserve"># macOS</w:t>
+      </w:r>
+      <w:r>
+        <w:br/>
+      </w:r>
+      <w:r>
+        <w:rPr>
+          <w:rStyle w:val="ExtensionTok"/>
+        </w:rPr>
+        <w:t xml:space="preserve">go</w:t>
+      </w:r>
+      <w:r>
+        <w:rPr>
+          <w:rStyle w:val="NormalTok"/>
+        </w:rPr>
+        <w:t xml:space="preserve"> install github.com/mrtazz/checkmake@latest      </w:t>
+      </w:r>
+      <w:r>
+        <w:rPr>
+          <w:rStyle w:val="CommentTok"/>
+        </w:rPr>
+        <w:t xml:space="preserve"># Go</w:t>
+      </w:r>
+      <w:r>
+        <w:br/>
+      </w:r>
+      <w:r>
+        <w:rPr>
+          <w:rStyle w:val="ExtensionTok"/>
+        </w:rPr>
+        <w:t xml:space="preserve">pwsh</w:t>
+      </w:r>
+      <w:r>
+        <w:rPr>
+          <w:rStyle w:val="NormalTok"/>
+        </w:rPr>
+        <w:t xml:space="preserve"> </w:t>
+      </w:r>
+      <w:r>
+        <w:rPr>
+          <w:rStyle w:val="AttributeTok"/>
+        </w:rPr>
+        <w:t xml:space="preserve">-File</w:t>
+      </w:r>
+      <w:r>
+        <w:rPr>
+          <w:rStyle w:val="NormalTok"/>
+        </w:rPr>
+        <w:t xml:space="preserve"> scripts/setup-runner.ps1                </w:t>
+      </w:r>
+      <w:r>
+        <w:rPr>
+          <w:rStyle w:val="CommentTok"/>
+        </w:rPr>
+        <w:t xml:space="preserve"># setup script</w:t>
+      </w:r>
+    </w:p>
+    <w:bookmarkEnd w:id="17"/>
+    <w:bookmarkStart w:id="18" w:name="sec12"/>
+    <w:p>
+      <w:pPr>
+        <w:pStyle w:val="Heading3"/>
+      </w:pPr>
+      <w:r>
+        <w:t xml:space="preserve">Checkmake finds violations</w:t>
+      </w:r>
+    </w:p>
+    <w:p>
+      <w:pPr>
+        <w:pStyle w:val="SourceCode"/>
+      </w:pPr>
+      <w:r>
+        <w:rPr>
+          <w:rStyle w:val="ExtensionTok"/>
+        </w:rPr>
+        <w:t xml:space="preserve">checkmake</w:t>
+      </w:r>
+      <w:r>
+        <w:rPr>
+          <w:rStyle w:val="NormalTok"/>
+        </w:rPr>
+        <w:t xml:space="preserve"> Makefile</w:t>
+      </w:r>
+    </w:p>
+    <w:p>
+      <w:pPr>
         <w:pStyle w:val="FirstParagraph"/>
       </w:pPr>
       <w:r>
-        <w:t xml:space="preserve">Install manually:</w:t>
-      </w:r>
-    </w:p>
-    <w:p>
-      <w:pPr>
-        <w:pStyle w:val="SourceCode"/>
-      </w:pPr>
-      <w:r>
-        <w:rPr>
-          <w:rStyle w:val="CommentTok"/>
-        </w:rPr>
-        <w:t xml:space="preserve"># Via Homebrew (macOS) {#sec12}</w:t>
-      </w:r>
-      <w:r>
-        <w:br/>
-      </w:r>
-      <w:r>
-        <w:rPr>
-          <w:rStyle w:val="ExtensionTok"/>
-        </w:rPr>
-        <w:t xml:space="preserve">brew</w:t>
-      </w:r>
-      <w:r>
-        <w:rPr>
-          <w:rStyle w:val="NormalTok"/>
-        </w:rPr>
-        <w:t xml:space="preserve"> install checkmake</w:t>
-      </w:r>
-      <w:r>
-        <w:br/>
-      </w:r>
-      <w:r>
-        <w:br/>
-      </w:r>
-      <w:r>
-        <w:rPr>
-          <w:rStyle w:val="CommentTok"/>
-        </w:rPr>
-        <w:t xml:space="preserve"># Via Go {#sec13}</w:t>
-      </w:r>
-      <w:r>
-        <w:br/>
-      </w:r>
-      <w:r>
-        <w:rPr>
-          <w:rStyle w:val="ExtensionTok"/>
-        </w:rPr>
-        <w:t xml:space="preserve">go</w:t>
-      </w:r>
-      <w:r>
-        <w:rPr>
-          <w:rStyle w:val="NormalTok"/>
-        </w:rPr>
-        <w:t xml:space="preserve"> install github.com/mrtazz/checkmake@latest</w:t>
-      </w:r>
-      <w:r>
-        <w:br/>
-      </w:r>
-      <w:r>
-        <w:br/>
-      </w:r>
-      <w:r>
-        <w:rPr>
-          <w:rStyle w:val="CommentTok"/>
-        </w:rPr>
-        <w:t xml:space="preserve"># Via the setup script {#sec14}</w:t>
-      </w:r>
-      <w:r>
-        <w:br/>
-      </w:r>
-      <w:r>
-        <w:rPr>
-          <w:rStyle w:val="ExtensionTok"/>
-        </w:rPr>
-        <w:t xml:space="preserve">pwsh</w:t>
-      </w:r>
-      <w:r>
-        <w:rPr>
-          <w:rStyle w:val="NormalTok"/>
-        </w:rPr>
+        <w:t xml:space="preserve">Common violations:</w:t>
+      </w:r>
+      <w:r>
         <w:t xml:space="preserve"> </w:t>
       </w:r>
       <w:r>
         <w:rPr>
-          <w:rStyle w:val="AttributeTok"/>
-        </w:rPr>
-        <w:t xml:space="preserve">-File</w:t>
-      </w:r>
-      <w:r>
-        <w:rPr>
-          <w:rStyle w:val="NormalTok"/>
-        </w:rPr>
-        <w:t xml:space="preserve"> scripts/setup-runner.ps1</w:t>
-      </w:r>
-    </w:p>
-    <w:bookmarkEnd w:id="17"/>
-    <w:bookmarkStart w:id="18" w:name="sec15"/>
-    <w:p>
-      <w:pPr>
-        <w:pStyle w:val="Heading3"/>
-      </w:pPr>
-      <w:r>
-        <w:t xml:space="preserve">Checkmake finds violations</w:t>
-      </w:r>
-    </w:p>
-    <w:p>
-      <w:pPr>
-        <w:pStyle w:val="FirstParagraph"/>
-      </w:pPr>
-      <w:r>
-        <w:t xml:space="preserve">Run with verbose output to see details:</w:t>
-      </w:r>
-    </w:p>
-    <w:p>
-      <w:pPr>
-        <w:pStyle w:val="SourceCode"/>
-      </w:pPr>
-      <w:r>
-        <w:rPr>
-          <w:rStyle w:val="ExtensionTok"/>
-        </w:rPr>
-        <w:t xml:space="preserve">checkmake</w:t>
-      </w:r>
-      <w:r>
-        <w:rPr>
-          <w:rStyle w:val="NormalTok"/>
-        </w:rPr>
-        <w:t xml:space="preserve"> Makefile</w:t>
-      </w:r>
-    </w:p>
-    <w:p>
-      <w:pPr>
-        <w:pStyle w:val="FirstParagraph"/>
-      </w:pPr>
-      <w:r>
-        <w:t xml:space="preserve">Common violations:</w:t>
+          <w:rStyle w:val="VerbatimChar"/>
+        </w:rPr>
+        <w:t xml:space="preserve">maxbodylength</w:t>
       </w:r>
       <w:r>
         <w:t xml:space="preserve"> </w:t>
       </w:r>
       <w:r>
-        <w:t xml:space="preserve">-</w:t>
+        <w:t xml:space="preserve">(target body &gt; 5 lines),</w:t>
       </w:r>
       <w:r>
         <w:t xml:space="preserve"> </w:t>
@@ -785,16 +720,13 @@
         <w:rPr>
           <w:rStyle w:val="VerbatimChar"/>
         </w:rPr>
-        <w:t xml:space="preserve">maxbodylength</w:t>
-      </w:r>
-      <w:r>
-        <w:t xml:space="preserve">: Target body exceeds 5 lines</w:t>
+        <w:t xml:space="preserve">phony</w:t>
       </w:r>
       <w:r>
         <w:t xml:space="preserve"> </w:t>
       </w:r>
       <w:r>
-        <w:t xml:space="preserve">-</w:t>
+        <w:t xml:space="preserve">(missing</w:t>
       </w:r>
       <w:r>
         <w:t xml:space="preserve"> </w:t>
@@ -803,33 +735,30 @@
         <w:rPr>
           <w:rStyle w:val="VerbatimChar"/>
         </w:rPr>
-        <w:t xml:space="preserve">phony</w:t>
-      </w:r>
-      <w:r>
-        <w:t xml:space="preserve">: Missing .PHONY declaration</w:t>
+        <w:t xml:space="preserve">.PHONY</w:t>
+      </w:r>
+      <w:r>
+        <w:t xml:space="preserve">),</w:t>
       </w:r>
       <w:r>
         <w:t xml:space="preserve"> </w:t>
       </w:r>
       <w:r>
-        <w:t xml:space="preserve">-</w:t>
+        <w:rPr>
+          <w:rStyle w:val="VerbatimChar"/>
+        </w:rPr>
+        <w:t xml:space="preserve">double-colon</w:t>
       </w:r>
       <w:r>
         <w:t xml:space="preserve"> </w:t>
       </w:r>
       <w:r>
-        <w:rPr>
-          <w:rStyle w:val="VerbatimChar"/>
-        </w:rPr>
-        <w:t xml:space="preserve">double-colon</w:t>
-      </w:r>
-      <w:r>
-        <w:t xml:space="preserve">: Using double colon rules</w:t>
+        <w:t xml:space="preserve">(double-colon rules).</w:t>
       </w:r>
     </w:p>
     <w:bookmarkEnd w:id="18"/>
     <w:bookmarkEnd w:id="19"/>
-    <w:bookmarkStart w:id="20" w:name="sec16"/>
+    <w:bookmarkStart w:id="20" w:name="sec13"/>
     <w:p>
       <w:pPr>
         <w:pStyle w:val="Heading2"/>
